--- a/tillsyn/A 38964-2021 tillsynsbegäran.docx
+++ b/tillsyn/A 38964-2021 tillsynsbegäran.docx
@@ -692,7 +692,7 @@
     <w:r>
       <w:tab/>
       <w:tab/>
-      <w:t>2026-06-18</w:t>
+      <w:t>2026-06-19</w:t>
       <w:br/>
       <w:br/>
     </w:r>

--- a/tillsyn/A 38964-2021 tillsynsbegäran.docx
+++ b/tillsyn/A 38964-2021 tillsynsbegäran.docx
@@ -692,7 +692,7 @@
     <w:r>
       <w:tab/>
       <w:tab/>
-      <w:t>2026-06-19</w:t>
+      <w:t>2026-06-20</w:t>
       <w:br/>
       <w:br/>
     </w:r>

--- a/tillsyn/A 38964-2021 tillsynsbegäran.docx
+++ b/tillsyn/A 38964-2021 tillsynsbegäran.docx
@@ -12,10 +12,7 @@
     </w:p>
     <w:p>
       <w:r>
-        <w:t>Detta dokument behandlar höga naturvärden i avverkningsanmälan A 38964-2021 i Åtvidabergs kommun som inkom 2021-08-03 och omfattar 1,3 ha.</w:t>
-      </w:r>
-      <w:r>
-        <w:t xml:space="preserve"> I Figur 1 visas fyndplatser för naturvårdsarter i området, som finns registrerade på Artportalen.</w:t>
+        <w:t>Denna tillsynsbegäran behandlar höga naturvärden i avverkningsanmälan A 38964-2021 i Åtvidabergs kommun som inkom 2021-08-03 och omfattar 1,3 ha.</w:t>
       </w:r>
     </w:p>
     <w:p>
@@ -63,7 +60,20 @@
         <w:spacing w:after="240"/>
       </w:pPr>
       <w:r>
-        <w:t>Figur 1. Fyndplatser för naturvårdsarter inom 9 meter från avverkningsanmälan (röd linje). Inom parentes anges rödlistekategorier, S för signalarter, Tför typiska arter och fridlysningsparagrafer i artskyddsförordningen.Markörer utan svart kant är placerade på fyndplatsen. Markörer med svart kant är placerade vid sidan av fyndplatsen och har ett svart streck som visar fyndplatsens exakta position. Kartans mittpunktskoordinat är N 6465792, E 559829 i SWEREF 99 TM.</w:t>
+        <w:t>Figur 1. Fyndplatser för naturvårdsarter inom 9 meter från avverkningsanmälan. Markörer utan svart kant är placerade på fyndplatsen. Markörer med svart kant är placerade vid sidan av fyndplatsen har ett svart streck som visar fyndplatsens exakta position. Kartans mittpunktskoordinat är N 6465792, E 559829 i SWEREF 99 TM.</w:t>
+      </w:r>
+    </w:p>
+    <w:p>
+      <w:r>
+        <w:t>Inom 9 meter från avverkningsanmälan finns fynd av 13 naturvårdsarter, varav 9 är rödlistade, 13 är fridlysta och 2 är typiska (T): härfågel (RE, §4), grönfink (VU, §4), tornseglare (VU, §4), duvhök (NT, §4), entita (NT, T, §4), grönsångare (NT, §4), gulsparv (NT, §4), mindre hackspett (NT, T, §4), sparvuggla (NT, §4), gröngöling (§4), havsörn (§4), kråka (§4) och kungsfågel (§4). Se Figur 1.</w:t>
+      </w:r>
+    </w:p>
+    <w:p>
+      <w:pPr>
+        <w:pStyle w:val="Heading1"/>
+      </w:pPr>
+      <w:r>
+        <w:t>Tillsynsbegäran</w:t>
       </w:r>
     </w:p>
     <w:p>
@@ -77,53 +87,27 @@
       </w:r>
     </w:p>
     <w:p>
-      <w:r>
-        <w:t>Nedan beskrivs fynd av naturvårdsarter och fridlysta arter som gjorts i det avverkningsanmälda området. I BILAGA 1 finns artfakta om fridlysta arter.</w:t>
-      </w:r>
-    </w:p>
-    <w:p>
       <w:pPr>
         <w:pStyle w:val="Heading1"/>
       </w:pPr>
       <w:r>
-        <w:t>Naturvårdsarter</w:t>
+        <w:t>Naturvårdsarter och fridlysta arter</w:t>
       </w:r>
     </w:p>
     <w:p>
       <w:r>
-        <w:t>Inom 9 meter från avverkningsanmälan har följande 13 naturvårdsarter hittats: härfågel (RE, §4), grönfink (VU, §4), tornseglare (VU, §4), duvhök (NT, §4), entita (NT, T, §4), grönsångare (NT, §4), gulsparv (NT, §4), mindre hackspett (NT, T, §4), sparvuggla (NT, §4), gröngöling (§4), havsörn (§4), kråka (§4) och kungsfågel (§4). Av dessa är 9 rödlistade. För rödlistade arter har rödlistekategorin angivits inom parentes. Typiska arter inom Natura 2000 som är kopplade till skogsekosystem har markerats med (T). För fridlysta arter anges även paragrafen i Artskyddsförordningen som arten är fridlyst enligt.</w:t>
+        <w:t>Nedan följer beskrivningar av de naturvårdsarter och fridlysta arter som har sina livsmiljöer och växtplatser i den avverkningsanmälda skogen. Se även ytterligare artfakta i BILAGA 1. De påträffade naturvårdsarterna är ett tydligt kvitto på att det rör sig om en skog med höga naturvärden.</w:t>
       </w:r>
     </w:p>
     <w:p>
       <w:r>
-        <w:t>De påträffade naturvårdsarterna är ett tydligt kvitto på att det rör sig om en skog med höga naturvärden.</w:t>
-      </w:r>
-    </w:p>
-    <w:p>
-      <w:pPr>
-        <w:pStyle w:val="Heading2"/>
-      </w:pPr>
-      <w:r>
-        <w:t>Fridlysta arter</w:t>
-      </w:r>
-    </w:p>
-    <w:p>
-      <w:r>
-        <w:t>Följande fridlysta arter har sina livsmiljöer och växtplatser i den avverkningsanmälda skogen: härfågel (RE, §4), grönfink (VU, §4), tornseglare (VU, §4), duvhök (NT, §4), entita (NT, T, §4), grönsångare (NT, §4), gulsparv (NT, §4), mindre hackspett (NT, T, §4), sparvuggla (NT, §4), gröngöling (§4), havsörn (§4), kråka (§4) och kungsfågel (§4).</w:t>
-      </w:r>
-    </w:p>
-    <w:p>
-      <w:r>
-        <w:t xml:space="preserve">Observera att medlemsländerna är skyldiga att agera i enlighet med EU:s fågeldirektiv där det uttryckligen står att direktivet gäller för fåglar samt för deras ägg, bon och </w:t>
-      </w:r>
-      <w:r>
         <w:rPr>
           <w:b/>
         </w:rPr>
-        <w:t xml:space="preserve">livsmiljöer </w:t>
+        <w:t>Tornseglare (VU, §4)</w:t>
       </w:r>
       <w:r>
-        <w:t>(artikel 1). Vidare att de åtgärder som vidtas inte får leda till en försämring av den nuvarande situationen beträffande bevarandet av de fågelarter som avses i artikel 1 (artikel 13). Fågeldirektivet är styrande för tillsynsansvariga myndigheters ärendehantering, ställningstaganden och beslutsfattande.</w:t>
+        <w:t xml:space="preserve"> har minskat med 40 (30–50) % under de senaste 24 åren och minskningstakten överstiger gränsvärdet för sårbar (VU). Tornseglaren är en typisk hålhäckare som numera huvudsakligen är knuten till mänsklig bebyggelse. En mindre andel av beståndet häckar i mer ursprungliga miljöer, i första hand i gamla hackspetthål (främst spillkråkehål) och andra typer av håligheter i träd, men även i klippskrevor. I de inre delarna av de två nordligaste länen (Lappland) häckar den huvudsakligen i ren skogsmiljö, framförallt i gammal gles tallskog. För de tornseglare som häckar i träd i Norrlands inland har situationen sannolikt försämrats till följd av minskad mängd hålträd och av stora arealer tät produktionsskog. När arten förekommer i sluten skog handlar det ofta om skyddsvärda skogsmiljöer med äldre tallskog av naturskogskaraktär (SLU Artdatabanken, 2026; Skogsstyrelsen, 2016).</w:t>
       </w:r>
     </w:p>
     <w:p>
@@ -173,17 +157,6 @@
         <w:rPr>
           <w:b/>
         </w:rPr>
-        <w:t>Havsörn (§4)</w:t>
-      </w:r>
-      <w:r>
-        <w:t xml:space="preserve"> omfattas av bilaga 1 EU:s fågeldirektiv. Skyddandet av befintliga bon måste upprätthållas och i samband med skogsavverkning bör en skyddszon på minst 100 meters radie runt boplatsen lämnas intakt. Under häckningsperioden (1 januari till 15 augusti) är havsörnen störningskänslig och inga skogsbruksåtgärder eller annan störande verksamhet får förekomma närmare än 500 m från boet under den tiden. För att åstadkomma en succession av lämpliga boträd för kommande generationer av havsörnar behöver ett betydligt större antal s.k. evighetsträd sparas vid avverkningar redan idag (SLU Artdatabanken, 2026; Skogsstyrelsen, 2016).</w:t>
-      </w:r>
-    </w:p>
-    <w:p>
-      <w:r>
-        <w:rPr>
-          <w:b/>
-        </w:rPr>
         <w:t>Mindre hackspett (NT, §4)</w:t>
       </w:r>
       <w:r>
@@ -215,15 +188,32 @@
         <w:rPr>
           <w:b/>
         </w:rPr>
-        <w:t>Tornseglare (VU, §4)</w:t>
+        <w:t>Havsörn (§4)</w:t>
       </w:r>
       <w:r>
-        <w:t xml:space="preserve"> har minskat med 40 (30–50) % under de senaste 24 åren och minskningstakten överstiger gränsvärdet för sårbar (VU). Tornseglaren är en typisk hålhäckare som numera huvudsakligen är knuten till mänsklig bebyggelse. En mindre andel av beståndet häckar i mer ursprungliga miljöer, i första hand i gamla hackspetthål (främst spillkråkehål) och andra typer av håligheter i träd, men även i klippskrevor. I de inre delarna av de två nordligaste länen (Lappland) häckar den huvudsakligen i ren skogsmiljö, framförallt i gammal gles tallskog. För de tornseglare som häckar i träd i Norrlands inland har situationen sannolikt försämrats till följd av minskad mängd hålträd och av stora arealer tät produktionsskog. När arten förekommer i sluten skog handlar det ofta om skyddsvärda skogsmiljöer med äldre tallskog av naturskogskaraktär (SLU Artdatabanken, 2026; Skogsstyrelsen, 2016).</w:t>
+        <w:t xml:space="preserve"> omfattas av bilaga 1 EU:s fågeldirektiv. Skyddandet av befintliga bon måste upprätthållas och i samband med skogsavverkning bör en skyddszon på minst 100 meters radie runt boplatsen lämnas intakt. Under häckningsperioden (1 januari till 15 augusti) är havsörnen störningskänslig och inga skogsbruksåtgärder eller annan störande verksamhet får förekomma närmare än 500 m från boet under den tiden. För att åstadkomma en succession av lämpliga boträd för kommande generationer av havsörnar behöver ett betydligt större antal s.k. evighetsträd sparas vid avverkningar redan idag (SLU Artdatabanken, 2026; Skogsstyrelsen, 2016).</w:t>
+      </w:r>
+    </w:p>
+    <w:p>
+      <w:pPr>
+        <w:pStyle w:val="Heading1"/>
+      </w:pPr>
+      <w:r>
+        <w:t>EU:s fågeldirektiv</w:t>
       </w:r>
     </w:p>
     <w:p>
       <w:r>
-        <w:t>I BILAGA 1 finns mer detaljerad information om ekologi samt krav på livsmiljö hos fridlysta arter.</w:t>
+        <w:t xml:space="preserve">Europeiska unionens medlemsländer är skyldiga att agera i enlighet med EU:s fågeldirektiv där det uttryckligen står att direktivet gäller för fåglar samt för deras ägg, bon och </w:t>
+      </w:r>
+      <w:r>
+        <w:rPr>
+          <w:b/>
+        </w:rPr>
+        <w:t xml:space="preserve">livsmiljöer </w:t>
+      </w:r>
+      <w:r>
+        <w:t>(artikel 1). Vidare att de åtgärder som vidtas inte får leda till en försämring av den nuvarande situationen beträffande bevarandet av de fågelarter som avses i artikel 1 (artikel 13). Fågeldirektivet är styrande för tillsynsansvariga myndigheters ärendehantering, ställningstaganden och beslutsfattande.</w:t>
       </w:r>
     </w:p>
     <w:p>
@@ -381,70 +371,6 @@
         <w:pStyle w:val="Heading1"/>
       </w:pPr>
       <w:r>
-        <w:t>Havsörn – ekologi samt krav på livsmiljön</w:t>
-      </w:r>
-    </w:p>
-    <w:p>
-      <w:r>
-        <w:t>Havsörn är fridlyst enligt 4§ artskyddsförordningen och upptagen i bilaga 1 EU:s fågeldirektiv. Havsörnen häckar i anslutning till skärgårdar, kuster, sjöar och vattendrag, ofta på öar men ibland även ganska långt från vatten. I svenska kustområden varierar medelavståndet mellan etablerade par från ca 13 km till under 5 km, mest beroende på bytestillgänglighet; minsta avstånd mellan samtidigt bebodda bon i vårt land är ca 1,5 km. Ofta har ett havsörnspar flera olika bon som kan användas omväxlande (SLU Artdatabanken, 2026; Skogsstyrelsen, 2016).</w:t>
-      </w:r>
-    </w:p>
-    <w:p>
-      <w:r>
-        <w:t>Boet byggs nästan uteslutande i träd, oftast tallar. Häckar sällsynt även på klipphyllor eller direkt på marken. Boet placeras oftast i trädets övre del och kan bli mycket stort, vilket ställer stora krav på boträdet. Trädet måste ha en stark, bärande krona med lämpliga grova grenar, vilket utvecklas först när trädet har uppnått en hög ålder. Genomsnittsåldern hos botallar vid svenska Ostkusten under 1970- och 80-talet var 160 år (från 100 till 350 år) men har sannolikt redan nu sjunkit betydligt genom en brist på gamla träd. Frekvensen nybyggda bon i för svaga träd där boet rasat under häckningen har ökat markant under senare år i Syd- och Mellansverige. I Lappland var boträden i snitt 350 år (200 – ca 600 år). Mot bakgrund av de lägsta uppmätta åldrarna hos dessa fungerande boträd utgör den sjunkande omloppstiden vid slutavverkningar i Sverige ett hot – det kommer inte att räcka med att spara överståndare vid slutavverkningar av kanske högst 70-åriga bestånd i framtiden (SLU Artdatabanken, 2026; Skogsstyrelsen, 2016).</w:t>
-      </w:r>
-    </w:p>
-    <w:p>
-      <w:r>
-        <w:t>Skyddandet av befintliga bon måste upprätthållas och i samband med skogsavverkning ska befintliga boträd sparas med en lämpligt avgränsad skyddszon runtom. Vid slutavverkning bör en skyddszon på 100 meters radie runt boplatsen lämnas intakt. Under häckningsperioden (1 januari till 15 augusti) är havsörnen störningskänslig och inga skogsbruksåtgärder eller annan störande verksamhet får förekomma närmare än 500 m från boet under den tiden. (SLU Artdatabanken, 2026; Skogsstyrelsen, 2016).</w:t>
-      </w:r>
-    </w:p>
-    <w:p>
-      <w:r>
-        <w:t>För att garantera möjligheter till häckning även i framtiden bör ett nätverk av häckningsområden skyddas inom artens hela naturliga utbredningsområde i landet. Havsörnen är upptagen bland de arter som enligt fågeldirektivet/habitatdirektivet har ett sådant gemenskapsintresse inom EU att särskilda skydds- eller bevarandeområden behöver utses (Miljöbalken, Bilagan till Artskyddsförordningen 1998:179, reviderad 2001). Arten är beroende av grova träd för placering av sina stora risbon och detta kan bli en begränsande faktor kommande 30 år (tre generationer). För att åstadkomma en succession av lämpliga boträd för kommande generationer av havsörnar behöver ett betydligt större antal s.k. evighetsträd sparas vid avverkningar redan idag. (SLU Artdatabanken, 2026).</w:t>
-      </w:r>
-    </w:p>
-    <w:p>
-      <w:pPr>
-        <w:pStyle w:val="Heading2"/>
-      </w:pPr>
-      <w:r>
-        <w:t>Referenser – havsörn</w:t>
-      </w:r>
-    </w:p>
-    <w:p>
-      <w:r>
-        <w:t xml:space="preserve">Skogsstyrelsen, 2016. </w:t>
-      </w:r>
-      <w:r>
-        <w:rPr>
-          <w:i/>
-        </w:rPr>
-        <w:t xml:space="preserve">Vägledning för hänsyn till havsörn. </w:t>
-      </w:r>
-      <w:r>
-        <w:t>Vägledningar och kunskapsstöd artskydd – Skogsstyrelsen</w:t>
-      </w:r>
-    </w:p>
-    <w:p>
-      <w:r>
-        <w:t xml:space="preserve">SLU Artdatabanken, 2026. </w:t>
-      </w:r>
-      <w:r>
-        <w:rPr>
-          <w:i/>
-        </w:rPr>
-        <w:t xml:space="preserve">Artfaktablad. Naturvård – artfakta. </w:t>
-      </w:r>
-      <w:r>
-        <w:t>SLU Artdatabanken, Uppsala</w:t>
-      </w:r>
-    </w:p>
-    <w:p>
-      <w:pPr>
-        <w:pStyle w:val="Heading1"/>
-      </w:pPr>
-      <w:r>
         <w:t>Mindre hackspett – ekologi samt krav på livsmiljön</w:t>
       </w:r>
     </w:p>
@@ -564,6 +490,70 @@
         <w:t>SLU Artdatabanken, Uppsala.</w:t>
       </w:r>
     </w:p>
+    <w:p>
+      <w:pPr>
+        <w:pStyle w:val="Heading1"/>
+      </w:pPr>
+      <w:r>
+        <w:t>Havsörn – ekologi samt krav på livsmiljön</w:t>
+      </w:r>
+    </w:p>
+    <w:p>
+      <w:r>
+        <w:t>Havsörn är fridlyst enligt 4§ artskyddsförordningen och upptagen i bilaga 1 EU:s fågeldirektiv. Havsörnen häckar i anslutning till skärgårdar, kuster, sjöar och vattendrag, ofta på öar men ibland även ganska långt från vatten. I svenska kustområden varierar medelavståndet mellan etablerade par från ca 13 km till under 5 km, mest beroende på bytestillgänglighet; minsta avstånd mellan samtidigt bebodda bon i vårt land är ca 1,5 km. Ofta har ett havsörnspar flera olika bon som kan användas omväxlande (SLU Artdatabanken, 2026; Skogsstyrelsen, 2016).</w:t>
+      </w:r>
+    </w:p>
+    <w:p>
+      <w:r>
+        <w:t>Boet byggs nästan uteslutande i träd, oftast tallar. Häckar sällsynt även på klipphyllor eller direkt på marken. Boet placeras oftast i trädets övre del och kan bli mycket stort, vilket ställer stora krav på boträdet. Trädet måste ha en stark, bärande krona med lämpliga grova grenar, vilket utvecklas först när trädet har uppnått en hög ålder. Genomsnittsåldern hos botallar vid svenska Ostkusten under 1970- och 80-talet var 160 år (från 100 till 350 år) men har sannolikt redan nu sjunkit betydligt genom en brist på gamla träd. Frekvensen nybyggda bon i för svaga träd där boet rasat under häckningen har ökat markant under senare år i Syd- och Mellansverige. I Lappland var boträden i snitt 350 år (200 – ca 600 år). Mot bakgrund av de lägsta uppmätta åldrarna hos dessa fungerande boträd utgör den sjunkande omloppstiden vid slutavverkningar i Sverige ett hot – det kommer inte att räcka med att spara överståndare vid slutavverkningar av kanske högst 70-åriga bestånd i framtiden (SLU Artdatabanken, 2026; Skogsstyrelsen, 2016).</w:t>
+      </w:r>
+    </w:p>
+    <w:p>
+      <w:r>
+        <w:t>Skyddandet av befintliga bon måste upprätthållas och i samband med skogsavverkning ska befintliga boträd sparas med en lämpligt avgränsad skyddszon runtom. Vid slutavverkning bör en skyddszon på 100 meters radie runt boplatsen lämnas intakt. Under häckningsperioden (1 januari till 15 augusti) är havsörnen störningskänslig och inga skogsbruksåtgärder eller annan störande verksamhet får förekomma närmare än 500 m från boet under den tiden. (SLU Artdatabanken, 2026; Skogsstyrelsen, 2016).</w:t>
+      </w:r>
+    </w:p>
+    <w:p>
+      <w:r>
+        <w:t>För att garantera möjligheter till häckning även i framtiden bör ett nätverk av häckningsområden skyddas inom artens hela naturliga utbredningsområde i landet. Havsörnen är upptagen bland de arter som enligt fågeldirektivet/habitatdirektivet har ett sådant gemenskapsintresse inom EU att särskilda skydds- eller bevarandeområden behöver utses (Miljöbalken, Bilagan till Artskyddsförordningen 1998:179, reviderad 2001). Arten är beroende av grova träd för placering av sina stora risbon och detta kan bli en begränsande faktor kommande 30 år (tre generationer). För att åstadkomma en succession av lämpliga boträd för kommande generationer av havsörnar behöver ett betydligt större antal s.k. evighetsträd sparas vid avverkningar redan idag. (SLU Artdatabanken, 2026).</w:t>
+      </w:r>
+    </w:p>
+    <w:p>
+      <w:pPr>
+        <w:pStyle w:val="Heading2"/>
+      </w:pPr>
+      <w:r>
+        <w:t>Referenser – havsörn</w:t>
+      </w:r>
+    </w:p>
+    <w:p>
+      <w:r>
+        <w:t xml:space="preserve">Skogsstyrelsen, 2016. </w:t>
+      </w:r>
+      <w:r>
+        <w:rPr>
+          <w:i/>
+        </w:rPr>
+        <w:t xml:space="preserve">Vägledning för hänsyn till havsörn. </w:t>
+      </w:r>
+      <w:r>
+        <w:t>Vägledningar och kunskapsstöd artskydd – Skogsstyrelsen</w:t>
+      </w:r>
+    </w:p>
+    <w:p>
+      <w:r>
+        <w:t xml:space="preserve">SLU Artdatabanken, 2026. </w:t>
+      </w:r>
+      <w:r>
+        <w:rPr>
+          <w:i/>
+        </w:rPr>
+        <w:t xml:space="preserve">Artfaktablad. Naturvård – artfakta. </w:t>
+      </w:r>
+      <w:r>
+        <w:t>SLU Artdatabanken, Uppsala</w:t>
+      </w:r>
+    </w:p>
     <w:sectPr>
       <w:headerReference w:type="even" r:id="rId8"/>
       <w:headerReference w:type="default" r:id="rId9"/>
@@ -692,7 +682,7 @@
     <w:r>
       <w:tab/>
       <w:tab/>
-      <w:t>2026-06-20</w:t>
+      <w:t>2026-06-21</w:t>
       <w:br/>
       <w:br/>
     </w:r>

--- a/tillsyn/A 38964-2021 tillsynsbegäran.docx
+++ b/tillsyn/A 38964-2021 tillsynsbegäran.docx
@@ -682,7 +682,7 @@
     <w:r>
       <w:tab/>
       <w:tab/>
-      <w:t>2026-06-21</w:t>
+      <w:t>2026-06-22</w:t>
       <w:br/>
       <w:br/>
     </w:r>

--- a/tillsyn/A 38964-2021 tillsynsbegäran.docx
+++ b/tillsyn/A 38964-2021 tillsynsbegäran.docx
@@ -682,7 +682,7 @@
     <w:r>
       <w:tab/>
       <w:tab/>
-      <w:t>2026-06-22</w:t>
+      <w:t>2026-06-23</w:t>
       <w:br/>
       <w:br/>
     </w:r>

--- a/tillsyn/A 38964-2021 tillsynsbegäran.docx
+++ b/tillsyn/A 38964-2021 tillsynsbegäran.docx
@@ -682,7 +682,7 @@
     <w:r>
       <w:tab/>
       <w:tab/>
-      <w:t>2026-06-23</w:t>
+      <w:t>2026-06-24</w:t>
       <w:br/>
       <w:br/>
     </w:r>

--- a/tillsyn/A 38964-2021 tillsynsbegäran.docx
+++ b/tillsyn/A 38964-2021 tillsynsbegäran.docx
@@ -682,7 +682,7 @@
     <w:r>
       <w:tab/>
       <w:tab/>
-      <w:t>2026-06-24</w:t>
+      <w:t>2026-06-25</w:t>
       <w:br/>
       <w:br/>
     </w:r>

--- a/tillsyn/A 38964-2021 tillsynsbegäran.docx
+++ b/tillsyn/A 38964-2021 tillsynsbegäran.docx
@@ -682,7 +682,7 @@
     <w:r>
       <w:tab/>
       <w:tab/>
-      <w:t>2026-06-25</w:t>
+      <w:t>2026-06-26</w:t>
       <w:br/>
       <w:br/>
     </w:r>

--- a/tillsyn/A 38964-2021 tillsynsbegäran.docx
+++ b/tillsyn/A 38964-2021 tillsynsbegäran.docx
@@ -682,7 +682,7 @@
     <w:r>
       <w:tab/>
       <w:tab/>
-      <w:t>2026-06-26</w:t>
+      <w:t>2026-06-27</w:t>
       <w:br/>
       <w:br/>
     </w:r>

--- a/tillsyn/A 38964-2021 tillsynsbegäran.docx
+++ b/tillsyn/A 38964-2021 tillsynsbegäran.docx
@@ -682,7 +682,7 @@
     <w:r>
       <w:tab/>
       <w:tab/>
-      <w:t>2026-06-27</w:t>
+      <w:t>2026-06-28</w:t>
       <w:br/>
       <w:br/>
     </w:r>

--- a/tillsyn/A 38964-2021 tillsynsbegäran.docx
+++ b/tillsyn/A 38964-2021 tillsynsbegäran.docx
@@ -682,7 +682,7 @@
     <w:r>
       <w:tab/>
       <w:tab/>
-      <w:t>2026-06-28</w:t>
+      <w:t>2026-06-29</w:t>
       <w:br/>
       <w:br/>
     </w:r>

--- a/tillsyn/A 38964-2021 tillsynsbegäran.docx
+++ b/tillsyn/A 38964-2021 tillsynsbegäran.docx
@@ -682,7 +682,7 @@
     <w:r>
       <w:tab/>
       <w:tab/>
-      <w:t>2026-06-29</w:t>
+      <w:t>2026-06-30</w:t>
       <w:br/>
       <w:br/>
     </w:r>

--- a/tillsyn/A 38964-2021 tillsynsbegäran.docx
+++ b/tillsyn/A 38964-2021 tillsynsbegäran.docx
@@ -682,7 +682,7 @@
     <w:r>
       <w:tab/>
       <w:tab/>
-      <w:t>2026-06-30</w:t>
+      <w:t>2026-07-01</w:t>
       <w:br/>
       <w:br/>
     </w:r>

--- a/tillsyn/A 38964-2021 tillsynsbegäran.docx
+++ b/tillsyn/A 38964-2021 tillsynsbegäran.docx
@@ -682,7 +682,7 @@
     <w:r>
       <w:tab/>
       <w:tab/>
-      <w:t>2026-07-01</w:t>
+      <w:t>2026-07-02</w:t>
       <w:br/>
       <w:br/>
     </w:r>

--- a/tillsyn/A 38964-2021 tillsynsbegäran.docx
+++ b/tillsyn/A 38964-2021 tillsynsbegäran.docx
@@ -682,7 +682,7 @@
     <w:r>
       <w:tab/>
       <w:tab/>
-      <w:t>2026-07-13</w:t>
+      <w:t>2026-07-14</w:t>
       <w:br/>
       <w:br/>
     </w:r>

--- a/tillsyn/A 38964-2021 tillsynsbegäran.docx
+++ b/tillsyn/A 38964-2021 tillsynsbegäran.docx
@@ -682,7 +682,7 @@
     <w:r>
       <w:tab/>
       <w:tab/>
-      <w:t>2026-07-14</w:t>
+      <w:t>2026-07-15</w:t>
       <w:br/>
       <w:br/>
     </w:r>

--- a/tillsyn/A 38964-2021 tillsynsbegäran.docx
+++ b/tillsyn/A 38964-2021 tillsynsbegäran.docx
@@ -682,7 +682,7 @@
     <w:r>
       <w:tab/>
       <w:tab/>
-      <w:t>2026-07-15</w:t>
+      <w:t>2026-07-16</w:t>
       <w:br/>
       <w:br/>
     </w:r>

--- a/tillsyn/A 38964-2021 tillsynsbegäran.docx
+++ b/tillsyn/A 38964-2021 tillsynsbegäran.docx
@@ -682,7 +682,7 @@
     <w:r>
       <w:tab/>
       <w:tab/>
-      <w:t>2026-07-16</w:t>
+      <w:t>2026-07-17</w:t>
       <w:br/>
       <w:br/>
     </w:r>

--- a/tillsyn/A 38964-2021 tillsynsbegäran.docx
+++ b/tillsyn/A 38964-2021 tillsynsbegäran.docx
@@ -682,7 +682,7 @@
     <w:r>
       <w:tab/>
       <w:tab/>
-      <w:t>2026-07-17</w:t>
+      <w:t>2026-07-18</w:t>
       <w:br/>
       <w:br/>
     </w:r>

--- a/tillsyn/A 38964-2021 tillsynsbegäran.docx
+++ b/tillsyn/A 38964-2021 tillsynsbegäran.docx
@@ -682,7 +682,7 @@
     <w:r>
       <w:tab/>
       <w:tab/>
-      <w:t>2026-07-18</w:t>
+      <w:t>2026-07-19</w:t>
       <w:br/>
       <w:br/>
     </w:r>

--- a/tillsyn/A 38964-2021 tillsynsbegäran.docx
+++ b/tillsyn/A 38964-2021 tillsynsbegäran.docx
@@ -682,7 +682,7 @@
     <w:r>
       <w:tab/>
       <w:tab/>
-      <w:t>2026-07-19</w:t>
+      <w:t>2026-07-20</w:t>
       <w:br/>
       <w:br/>
     </w:r>

--- a/tillsyn/A 38964-2021 tillsynsbegäran.docx
+++ b/tillsyn/A 38964-2021 tillsynsbegäran.docx
@@ -682,7 +682,7 @@
     <w:r>
       <w:tab/>
       <w:tab/>
-      <w:t>2026-07-20</w:t>
+      <w:t>2026-07-21</w:t>
       <w:br/>
       <w:br/>
     </w:r>

--- a/tillsyn/A 38964-2021 tillsynsbegäran.docx
+++ b/tillsyn/A 38964-2021 tillsynsbegäran.docx
@@ -682,7 +682,7 @@
     <w:r>
       <w:tab/>
       <w:tab/>
-      <w:t>2026-07-21</w:t>
+      <w:t>2026-07-22</w:t>
       <w:br/>
       <w:br/>
     </w:r>

--- a/tillsyn/A 38964-2021 tillsynsbegäran.docx
+++ b/tillsyn/A 38964-2021 tillsynsbegäran.docx
@@ -682,7 +682,7 @@
     <w:r>
       <w:tab/>
       <w:tab/>
-      <w:t>2026-07-22</w:t>
+      <w:t>2026-07-23</w:t>
       <w:br/>
       <w:br/>
     </w:r>

--- a/tillsyn/A 38964-2021 tillsynsbegäran.docx
+++ b/tillsyn/A 38964-2021 tillsynsbegäran.docx
@@ -682,7 +682,7 @@
     <w:r>
       <w:tab/>
       <w:tab/>
-      <w:t>2026-07-23</w:t>
+      <w:t>2026-07-24</w:t>
       <w:br/>
       <w:br/>
     </w:r>

--- a/tillsyn/A 38964-2021 tillsynsbegäran.docx
+++ b/tillsyn/A 38964-2021 tillsynsbegäran.docx
@@ -682,7 +682,7 @@
     <w:r>
       <w:tab/>
       <w:tab/>
-      <w:t>2026-07-24</w:t>
+      <w:t>2026-07-25</w:t>
       <w:br/>
       <w:br/>
     </w:r>

--- a/tillsyn/A 38964-2021 tillsynsbegäran.docx
+++ b/tillsyn/A 38964-2021 tillsynsbegäran.docx
@@ -682,7 +682,7 @@
     <w:r>
       <w:tab/>
       <w:tab/>
-      <w:t>2026-07-25</w:t>
+      <w:t>2026-07-26</w:t>
       <w:br/>
       <w:br/>
     </w:r>

--- a/tillsyn/A 38964-2021 tillsynsbegäran.docx
+++ b/tillsyn/A 38964-2021 tillsynsbegäran.docx
@@ -682,7 +682,7 @@
     <w:r>
       <w:tab/>
       <w:tab/>
-      <w:t>2026-07-26</w:t>
+      <w:t>2026-07-27</w:t>
       <w:br/>
       <w:br/>
     </w:r>

--- a/tillsyn/A 38964-2021 tillsynsbegäran.docx
+++ b/tillsyn/A 38964-2021 tillsynsbegäran.docx
@@ -682,7 +682,7 @@
     <w:r>
       <w:tab/>
       <w:tab/>
-      <w:t>2026-07-27</w:t>
+      <w:t>2026-07-28</w:t>
       <w:br/>
       <w:br/>
     </w:r>

--- a/tillsyn/A 38964-2021 tillsynsbegäran.docx
+++ b/tillsyn/A 38964-2021 tillsynsbegäran.docx
@@ -682,7 +682,7 @@
     <w:r>
       <w:tab/>
       <w:tab/>
-      <w:t>2026-07-28</w:t>
+      <w:t>2026-07-29</w:t>
       <w:br/>
       <w:br/>
     </w:r>

--- a/tillsyn/A 38964-2021 tillsynsbegäran.docx
+++ b/tillsyn/A 38964-2021 tillsynsbegäran.docx
@@ -682,7 +682,7 @@
     <w:r>
       <w:tab/>
       <w:tab/>
-      <w:t>2026-07-29</w:t>
+      <w:t>2026-07-30</w:t>
       <w:br/>
       <w:br/>
     </w:r>

--- a/tillsyn/A 38964-2021 tillsynsbegäran.docx
+++ b/tillsyn/A 38964-2021 tillsynsbegäran.docx
@@ -682,7 +682,7 @@
     <w:r>
       <w:tab/>
       <w:tab/>
-      <w:t>2026-07-30</w:t>
+      <w:t>2026-07-31</w:t>
       <w:br/>
       <w:br/>
     </w:r>

--- a/tillsyn/A 38964-2021 tillsynsbegäran.docx
+++ b/tillsyn/A 38964-2021 tillsynsbegäran.docx
@@ -682,7 +682,7 @@
     <w:r>
       <w:tab/>
       <w:tab/>
-      <w:t>2026-07-31</w:t>
+      <w:t>2026-08-01</w:t>
       <w:br/>
       <w:br/>
     </w:r>

--- a/tillsyn/A 38964-2021 tillsynsbegäran.docx
+++ b/tillsyn/A 38964-2021 tillsynsbegäran.docx
@@ -682,7 +682,7 @@
     <w:r>
       <w:tab/>
       <w:tab/>
-      <w:t>2026-08-01</w:t>
+      <w:t>2026-08-02</w:t>
       <w:br/>
       <w:br/>
     </w:r>

--- a/tillsyn/A 38964-2021 tillsynsbegäran.docx
+++ b/tillsyn/A 38964-2021 tillsynsbegäran.docx
@@ -682,7 +682,7 @@
     <w:r>
       <w:tab/>
       <w:tab/>
-      <w:t>2026-08-02</w:t>
+      <w:t>2026-08-03</w:t>
       <w:br/>
       <w:br/>
     </w:r>
